--- a/pregrado/s13/plantillas/reporte_supervivencia_clv.docx
+++ b/pregrado/s13/plantillas/reporte_supervivencia_clv.docx
@@ -262,40 +262,49 @@
       <w:r>
         <w:t xml:space="preserve"> cada segmento en dinero descontado (el CLV construido sobre esa misma curva de supervivencia). El puente entre la retención y la decisión financiera es el CLV: </w:t>
       </w:r>
-      <w:r>
-        <w:drawing>
-          <wp:inline xmlns:a="http://schemas.openxmlformats.org/drawingml/2006/main" xmlns:pic="http://schemas.openxmlformats.org/drawingml/2006/picture">
-            <wp:extent cx="900743" cy="206692"/>
-            <wp:docPr id="1" name="Picture 1"/>
-            <wp:cNvGraphicFramePr>
-              <a:graphicFrameLocks noChangeAspect="1"/>
-            </wp:cNvGraphicFramePr>
-            <a:graphic>
-              <a:graphicData uri="http://schemas.openxmlformats.org/drawingml/2006/picture">
-                <pic:pic>
-                  <pic:nvPicPr>
-                    <pic:cNvPr id="0" name="eq_49dcb64c474b.png"/>
-                    <pic:cNvPicPr/>
-                  </pic:nvPicPr>
-                  <pic:blipFill>
-                    <a:blip r:embed="rId9"/>
-                    <a:stretch>
-                      <a:fillRect/>
-                    </a:stretch>
-                  </pic:blipFill>
-                  <pic:spPr>
-                    <a:xfrm>
-                      <a:off x="0" y="0"/>
-                      <a:ext cx="900743" cy="206692"/>
-                    </a:xfrm>
-                    <a:prstGeom prst="rect"/>
-                  </pic:spPr>
-                </pic:pic>
-              </a:graphicData>
-            </a:graphic>
-          </wp:inline>
-        </w:drawing>
-      </w:r>
+      <m:oMath>
+        <m:r>
+          <m:rPr>
+            <m:sty m:val="p"/>
+          </m:rPr>
+          <m:t>CLV</m:t>
+        </m:r>
+        <m:r>
+          <m:t>=</m:t>
+        </m:r>
+        <m:nary>
+          <m:naryPr>
+            <m:chr m:val="∑"/>
+            <m:limLoc m:val="subSup"/>
+            <m:grow m:val="1"/>
+            <m:subHide m:val="off"/>
+            <m:supHide m:val="on"/>
+          </m:naryPr>
+          <m:sub>
+            <m:r>
+              <m:t>t</m:t>
+            </m:r>
+          </m:sub>
+          <m:sup/>
+          <m:e>
+            <m:r>
+              <m:t>mS(t)/(1+d</m:t>
+            </m:r>
+          </m:e>
+        </m:nary>
+        <m:sSup>
+          <m:e>
+            <m:r>
+              <m:t>)</m:t>
+            </m:r>
+          </m:e>
+          <m:sup>
+            <m:r>
+              <m:t>t</m:t>
+            </m:r>
+          </m:sup>
+        </m:sSup>
+      </m:oMath>
       <w:r>
         <w:t xml:space="preserve">, que sustituye una «vida fija» del cliente por su </w:t>
       </w:r>
@@ -2745,40 +2754,26 @@
       <w:r>
         <w:t xml:space="preserve"> </w:t>
       </w:r>
-      <w:r>
-        <w:drawing>
-          <wp:inline xmlns:a="http://schemas.openxmlformats.org/drawingml/2006/main" xmlns:pic="http://schemas.openxmlformats.org/drawingml/2006/picture">
-            <wp:extent cx="837279" cy="206692"/>
-            <wp:docPr id="2" name="Picture 2"/>
-            <wp:cNvGraphicFramePr>
-              <a:graphicFrameLocks noChangeAspect="1"/>
-            </wp:cNvGraphicFramePr>
-            <a:graphic>
-              <a:graphicData uri="http://schemas.openxmlformats.org/drawingml/2006/picture">
-                <pic:pic>
-                  <pic:nvPicPr>
-                    <pic:cNvPr id="0" name="eq_cca09cad86b0.png"/>
-                    <pic:cNvPicPr/>
-                  </pic:nvPicPr>
-                  <pic:blipFill>
-                    <a:blip r:embed="rId10"/>
-                    <a:stretch>
-                      <a:fillRect/>
-                    </a:stretch>
-                  </pic:blipFill>
-                  <pic:spPr>
-                    <a:xfrm>
-                      <a:off x="0" y="0"/>
-                      <a:ext cx="837279" cy="206692"/>
-                    </a:xfrm>
-                    <a:prstGeom prst="rect"/>
-                  </pic:spPr>
-                </pic:pic>
-              </a:graphicData>
-            </a:graphic>
-          </wp:inline>
-        </w:drawing>
-      </w:r>
+      <m:oMath>
+        <m:r>
+          <m:rPr>
+            <m:sty m:val="p"/>
+          </m:rPr>
+          <m:t>HR</m:t>
+        </m:r>
+        <m:r>
+          <m:t>=</m:t>
+        </m:r>
+        <m:r>
+          <m:rPr>
+            <m:sty m:val="p"/>
+          </m:rPr>
+          <m:t>exp</m:t>
+        </m:r>
+        <m:r>
+          <m:t>(β)</m:t>
+        </m:r>
+      </m:oMath>
       <w:r>
         <w:t xml:space="preserve"> de cada una, su </w:t>
       </w:r>
@@ -2791,40 +2786,32 @@
       <w:r>
         <w:t xml:space="preserve"> (</w:t>
       </w:r>
-      <w:r>
-        <w:drawing>
-          <wp:inline xmlns:a="http://schemas.openxmlformats.org/drawingml/2006/main" xmlns:pic="http://schemas.openxmlformats.org/drawingml/2006/picture">
-            <wp:extent cx="1082507" cy="206692"/>
-            <wp:docPr id="3" name="Picture 3"/>
-            <wp:cNvGraphicFramePr>
-              <a:graphicFrameLocks noChangeAspect="1"/>
-            </wp:cNvGraphicFramePr>
-            <a:graphic>
-              <a:graphicData uri="http://schemas.openxmlformats.org/drawingml/2006/picture">
-                <pic:pic>
-                  <pic:nvPicPr>
-                    <pic:cNvPr id="0" name="eq_270eb107b3fa.png"/>
-                    <pic:cNvPicPr/>
-                  </pic:nvPicPr>
-                  <pic:blipFill>
-                    <a:blip r:embed="rId11"/>
-                    <a:stretch>
-                      <a:fillRect/>
-                    </a:stretch>
-                  </pic:blipFill>
-                  <pic:spPr>
-                    <a:xfrm>
-                      <a:off x="0" y="0"/>
-                      <a:ext cx="1082507" cy="206692"/>
-                    </a:xfrm>
-                    <a:prstGeom prst="rect"/>
-                  </pic:spPr>
-                </pic:pic>
-              </a:graphicData>
-            </a:graphic>
-          </wp:inline>
-        </w:drawing>
-      </w:r>
+      <m:oMath>
+        <m:r>
+          <m:rPr>
+            <m:sty m:val="p"/>
+          </m:rPr>
+          <m:t>exp</m:t>
+        </m:r>
+        <m:r>
+          <m:t>(β±1</m:t>
+        </m:r>
+        <m:r>
+          <m:t>,</m:t>
+        </m:r>
+        <m:r>
+          <m:t>96</m:t>
+        </m:r>
+        <m:r>
+          <m:rPr>
+            <m:sty m:val="p"/>
+          </m:rPr>
+          <m:t>se</m:t>
+        </m:r>
+        <m:r>
+          <m:t>)</m:t>
+        </m:r>
+      </m:oMath>
       <w:r>
         <w:t xml:space="preserve">) y su </w:t>
       </w:r>
@@ -4618,40 +4605,74 @@
               <w:spacing w:after="0"/>
               <w:jc w:val="center"/>
             </w:pPr>
-            <w:r>
-              <w:drawing>
-                <wp:inline xmlns:a="http://schemas.openxmlformats.org/drawingml/2006/main" xmlns:pic="http://schemas.openxmlformats.org/drawingml/2006/picture">
-                  <wp:extent cx="1724890" cy="494607"/>
-                  <wp:docPr id="4" name="Picture 4"/>
-                  <wp:cNvGraphicFramePr>
-                    <a:graphicFrameLocks noChangeAspect="1"/>
-                  </wp:cNvGraphicFramePr>
-                  <a:graphic>
-                    <a:graphicData uri="http://schemas.openxmlformats.org/drawingml/2006/picture">
-                      <pic:pic>
-                        <pic:nvPicPr>
-                          <pic:cNvPr id="0" name="eq_adcace80c07b.png"/>
-                          <pic:cNvPicPr/>
-                        </pic:nvPicPr>
-                        <pic:blipFill>
-                          <a:blip r:embed="rId12"/>
-                          <a:stretch>
-                            <a:fillRect/>
-                          </a:stretch>
-                        </pic:blipFill>
-                        <pic:spPr>
-                          <a:xfrm>
-                            <a:off x="0" y="0"/>
-                            <a:ext cx="1724890" cy="494607"/>
-                          </a:xfrm>
-                          <a:prstGeom prst="rect"/>
-                        </pic:spPr>
-                      </pic:pic>
-                    </a:graphicData>
-                  </a:graphic>
-                </wp:inline>
-              </w:drawing>
-            </w:r>
+            <m:oMath>
+              <m:r>
+                <m:rPr>
+                  <m:sty m:val="p"/>
+                </m:rPr>
+                <m:t>CLV</m:t>
+              </m:r>
+              <m:r>
+                <m:t>=</m:t>
+              </m:r>
+              <m:nary>
+                <m:naryPr>
+                  <m:chr m:val="∑"/>
+                  <m:limLoc m:val="subSup"/>
+                  <m:grow m:val="1"/>
+                  <m:subHide m:val="off"/>
+                  <m:supHide m:val="on"/>
+                </m:naryPr>
+                <m:sub>
+                  <m:r>
+                    <m:t>t</m:t>
+                  </m:r>
+                </m:sub>
+                <m:sup/>
+                <m:e>
+                  <m:f>
+                    <m:fPr>
+                      <m:type m:val="bar"/>
+                    </m:fPr>
+                    <m:num>
+                      <m:r>
+                        <m:t>mS(t)</m:t>
+                      </m:r>
+                    </m:num>
+                    <m:den>
+                      <m:sSup>
+                        <m:e>
+                          <m:d>
+                            <m:dPr>
+                              <m:sepChr m:val=""/>
+                            </m:dPr>
+                            <m:e>
+                              <m:r>
+                                <m:t>1</m:t>
+                              </m:r>
+                              <m:r>
+                                <m:t>+</m:t>
+                              </m:r>
+                              <m:r>
+                                <m:t>d</m:t>
+                              </m:r>
+                            </m:e>
+                          </m:d>
+                        </m:e>
+                        <m:sup>
+                          <m:r>
+                            <m:t>t</m:t>
+                          </m:r>
+                        </m:sup>
+                      </m:sSup>
+                    </m:den>
+                  </m:f>
+                </m:e>
+              </m:nary>
+              <m:r>
+                <m:t>(1)</m:t>
+              </m:r>
+            </m:oMath>
           </w:p>
         </w:tc>
         <w:tc>
@@ -9705,8 +9726,8 @@
       </w:r>
     </w:p>
     <w:sectPr>
-      <w:headerReference w:type="default" r:id="rId13"/>
-      <w:footerReference w:type="default" r:id="rId14"/>
+      <w:headerReference w:type="default" r:id="rId9"/>
+      <w:footerReference w:type="default" r:id="rId10"/>
       <w:pgSz w:w="12240" w:h="15840"/>
       <w:pgMar w:top="1134" w:right="1247" w:bottom="1020" w:left="1247" w:header="720" w:footer="720" w:gutter="0"/>
       <w:cols w:space="720"/>
